--- a/Book 6.docx
+++ b/Book 6.docx
@@ -1761,7 +1761,7 @@
     </w:p>
     <w:p>
       <w:r>
-        <w:t>6. exact (adj)* – precise, correct.</w:t>
+        <w:t>6. exact (adj) – precise, correct.</w:t>
       </w:r>
       <w:r>
         <w:br/>
@@ -2029,7 +2029,7 @@
     </w:p>
     <w:p>
       <w:r>
-        <w:t>15. stab (v)* – to push a knife into.</w:t>
+        <w:t>15. stab (v) – to push a knife into.</w:t>
       </w:r>
       <w:r>
         <w:br/>
@@ -2142,7 +2142,7 @@
     </w:p>
     <w:p>
       <w:r>
-        <w:t>7. commonplace (adj)* – very common.</w:t>
+        <w:t>7. commonplace (adj) – very common.</w:t>
       </w:r>
       <w:r>
         <w:br/>
@@ -2151,7 +2151,7 @@
     </w:p>
     <w:p>
       <w:r>
-        <w:t>8. compound (n)* – a group of buildings.</w:t>
+        <w:t>8. compound (n) – a group of buildings.</w:t>
       </w:r>
       <w:r>
         <w:br/>
@@ -2197,7 +2197,7 @@
     </w:p>
     <w:p>
       <w:r>
-        <w:t>13. hack (v)* – to cut roughly.</w:t>
+        <w:t>13. hack (v) – to cut roughly.</w:t>
       </w:r>
       <w:r>
         <w:br/>
@@ -2233,7 +2233,7 @@
     </w:p>
     <w:p>
       <w:r>
-        <w:t>17. realm (n)* – a kingdom or area.</w:t>
+        <w:t>17. realm (n) – a kingdom or area.</w:t>
       </w:r>
       <w:r>
         <w:br/>
@@ -2292,7 +2292,7 @@
     </w:p>
     <w:p>
       <w:r>
-        <w:t>3. bias (n)* – unfair preference.</w:t>
+        <w:t>3. bias (n) – unfair preference.</w:t>
       </w:r>
       <w:r>
         <w:br/>
@@ -2302,7 +2302,7 @@
     <w:p>
       <w:r>
         <w:lastRenderedPageBreak/>
-        <w:t>4. canyon (n)* – a deep valley with steep sides.</w:t>
+        <w:t>4. canyon (n) – a deep valley with steep sides.</w:t>
       </w:r>
       <w:r>
         <w:br/>
@@ -2311,7 +2311,7 @@
     </w:p>
     <w:p>
       <w:r>
-        <w:t>5. creek (n)* – a small stream.</w:t>
+        <w:t>5. creek (n) – a small stream.</w:t>
       </w:r>
       <w:r>
         <w:br/>
@@ -2329,7 +2329,7 @@
     </w:p>
     <w:p>
       <w:r>
-        <w:t>7. executive (n)* – a person in business management.</w:t>
+        <w:t>7. executive (n) – a person in business management.</w:t>
       </w:r>
       <w:r>
         <w:br/>
@@ -2338,7 +2338,7 @@
     </w:p>
     <w:p>
       <w:r>
-        <w:t>8. fatigue (n)* – extreme tiredness.</w:t>
+        <w:t>8. fatigue (n) – extreme tiredness.</w:t>
       </w:r>
       <w:r>
         <w:br/>
@@ -2347,15 +2347,7 @@
     </w:p>
     <w:p>
       <w:r>
-        <w:t>9. incline (n/</w:t>
-      </w:r>
-      <w:proofErr w:type="gramStart"/>
-      <w:r>
-        <w:t>v)*</w:t>
-      </w:r>
-      <w:proofErr w:type="gramEnd"/>
-      <w:r>
-        <w:t xml:space="preserve"> – a slope; to lean.</w:t>
+        <w:t>9. incline (n/v) – a slope; to lean.</w:t>
       </w:r>
       <w:r>
         <w:br/>
@@ -2364,7 +2356,7 @@
     </w:p>
     <w:p>
       <w:r>
-        <w:t>10. nasty (adj)* – unpleasant, mean.</w:t>
+        <w:t>10. nasty (adj) – unpleasant, mean.</w:t>
       </w:r>
       <w:r>
         <w:br/>
@@ -2373,7 +2365,7 @@
     </w:p>
     <w:p>
       <w:r>
-        <w:t>11. perceive (v)* – to notice or understand.</w:t>
+        <w:t>11. perceive (v) – to notice or understand.</w:t>
       </w:r>
       <w:r>
         <w:br/>
@@ -2382,7 +2374,7 @@
     </w:p>
     <w:p>
       <w:r>
-        <w:t>12. primate (n)* – a type of mammal (monkeys, apes).</w:t>
+        <w:t>12. primate (n) – a type of mammal (monkeys, apes).</w:t>
       </w:r>
       <w:r>
         <w:br/>
@@ -2391,7 +2383,7 @@
     </w:p>
     <w:p>
       <w:r>
-        <w:t>13. primitive (adj)* – very simple, early.</w:t>
+        <w:t>13. primitive (adj) – very simple, early.</w:t>
       </w:r>
       <w:r>
         <w:br/>
@@ -2400,7 +2392,7 @@
     </w:p>
     <w:p>
       <w:r>
-        <w:t>14. stereotype (n)* – a fixed idea of a group.</w:t>
+        <w:t>14. stereotype (n) – a fixed idea of a group.</w:t>
       </w:r>
       <w:r>
         <w:br/>
@@ -2409,7 +2401,7 @@
     </w:p>
     <w:p>
       <w:r>
-        <w:t>15. sticky (adj)* – covered with glue-like substance.</w:t>
+        <w:t>15. sticky (adj) – covered with glue-like substance.</w:t>
       </w:r>
       <w:r>
         <w:br/>
@@ -2418,7 +2410,7 @@
     </w:p>
     <w:p>
       <w:r>
-        <w:t>16. termite (n)* – an insect that eats wood.</w:t>
+        <w:t>16. termite (n) – an insect that eats wood.</w:t>
       </w:r>
       <w:r>
         <w:br/>
@@ -2427,7 +2419,7 @@
     </w:p>
     <w:p>
       <w:r>
-        <w:t>17. thereby (adv)* – as a result.</w:t>
+        <w:t>17. thereby (adv) – as a result.</w:t>
       </w:r>
       <w:r>
         <w:br/>
@@ -2436,15 +2428,7 @@
     </w:p>
     <w:p>
       <w:r>
-        <w:t>18. trail (n/</w:t>
-      </w:r>
-      <w:proofErr w:type="gramStart"/>
-      <w:r>
-        <w:t>v)*</w:t>
-      </w:r>
-      <w:proofErr w:type="gramEnd"/>
-      <w:r>
-        <w:t xml:space="preserve"> – a path; to follow.</w:t>
+        <w:t>18. trail (n/v) – a path; to follow.</w:t>
       </w:r>
       <w:r>
         <w:br/>
@@ -2453,7 +2437,7 @@
     </w:p>
     <w:p>
       <w:r>
-        <w:t>19. twig (n)* – a small branch.</w:t>
+        <w:t>19. twig (n) – a small branch.</w:t>
       </w:r>
       <w:r>
         <w:br/>
@@ -2463,7 +2447,7 @@
     <w:p>
       <w:r>
         <w:lastRenderedPageBreak/>
-        <w:t>20. welfare (n)* – health, happiness, or money aid.</w:t>
+        <w:t>20. welfare (n) – health, happiness, or money aid.</w:t>
       </w:r>
       <w:r>
         <w:br/>
@@ -2486,15 +2470,7 @@
     </w:p>
     <w:p>
       <w:r>
-        <w:t>2. flap (v/</w:t>
-      </w:r>
-      <w:proofErr w:type="gramStart"/>
-      <w:r>
-        <w:t>n)*</w:t>
-      </w:r>
-      <w:proofErr w:type="gramEnd"/>
-      <w:r>
-        <w:t xml:space="preserve"> – to move up and down; a flat piece.</w:t>
+        <w:t>2. flap (v/n) – to move up and down; a flat piece.</w:t>
       </w:r>
       <w:r>
         <w:br/>
@@ -2503,7 +2479,7 @@
     </w:p>
     <w:p>
       <w:r>
-        <w:t>3. glacier (n)* – a large mass of moving ice.</w:t>
+        <w:t>3. glacier (n) – a large mass of moving ice.</w:t>
       </w:r>
       <w:r>
         <w:br/>
@@ -2512,7 +2488,7 @@
     </w:p>
     <w:p>
       <w:r>
-        <w:t>4. globe (n)* – the Earth or a model of it.</w:t>
+        <w:t>4. globe (n) – the Earth or a model of it.</w:t>
       </w:r>
       <w:r>
         <w:br/>
@@ -2521,7 +2497,7 @@
     </w:p>
     <w:p>
       <w:r>
-        <w:t>5. horizontal (adj)* – flat, level.</w:t>
+        <w:t>5. horizontal (adj) – flat, level.</w:t>
       </w:r>
       <w:r>
         <w:br/>
@@ -2530,15 +2506,7 @@
     </w:p>
     <w:p>
       <w:r>
-        <w:t>6. hum (v/</w:t>
-      </w:r>
-      <w:proofErr w:type="gramStart"/>
-      <w:r>
-        <w:t>n)*</w:t>
-      </w:r>
-      <w:proofErr w:type="gramEnd"/>
-      <w:r>
-        <w:t xml:space="preserve"> – to make a steady sound; a low noise.</w:t>
+        <w:t>6. hum (v/n) – to make a steady sound; a low noise.</w:t>
       </w:r>
       <w:r>
         <w:br/>
@@ -2547,7 +2515,7 @@
     </w:p>
     <w:p>
       <w:r>
-        <w:t>7. inventory (n)* – a list of goods.</w:t>
+        <w:t>7. inventory (n) – a list of goods.</w:t>
       </w:r>
       <w:r>
         <w:br/>
@@ -2574,7 +2542,7 @@
     </w:p>
     <w:p>
       <w:r>
-        <w:t>10. oracle (n)* – someone who gives wise advice.</w:t>
+        <w:t>10. oracle (n) – someone who gives wise advice.</w:t>
       </w:r>
       <w:r>
         <w:br/>
@@ -2583,15 +2551,7 @@
     </w:p>
     <w:p>
       <w:r>
-        <w:t>11. orbit (n/</w:t>
-      </w:r>
-      <w:proofErr w:type="gramStart"/>
-      <w:r>
-        <w:t>v)*</w:t>
-      </w:r>
-      <w:proofErr w:type="gramEnd"/>
-      <w:r>
-        <w:t xml:space="preserve"> – the path of a planet; to circle around.</w:t>
+        <w:t>11. orbit (n/v) – the path of a planet; to circle around.</w:t>
       </w:r>
       <w:r>
         <w:br/>
@@ -2600,7 +2560,7 @@
     </w:p>
     <w:p>
       <w:r>
-        <w:t>12. overview (n)* – a general summary.</w:t>
+        <w:t>12. overview (n) – a general summary.</w:t>
       </w:r>
       <w:r>
         <w:br/>
@@ -2609,15 +2569,7 @@
     </w:p>
     <w:p>
       <w:r>
-        <w:t>13. preview (n/</w:t>
-      </w:r>
-      <w:proofErr w:type="gramStart"/>
-      <w:r>
-        <w:t>v)*</w:t>
-      </w:r>
-      <w:proofErr w:type="gramEnd"/>
-      <w:r>
-        <w:t xml:space="preserve"> – an advance showing.</w:t>
+        <w:t>13. preview (n/v) – an advance showing.</w:t>
       </w:r>
       <w:r>
         <w:br/>
@@ -2626,7 +2578,7 @@
     </w:p>
     <w:p>
       <w:r>
-        <w:t>14. previous (adj)* – earlier, before.</w:t>
+        <w:t>14. previous (adj) – earlier, before.</w:t>
       </w:r>
       <w:r>
         <w:br/>
@@ -2636,7 +2588,7 @@
     <w:p>
       <w:r>
         <w:lastRenderedPageBreak/>
-        <w:t>15. provide (v)* – to give.</w:t>
+        <w:t>15. provide (v) – to give.</w:t>
       </w:r>
       <w:r>
         <w:br/>
@@ -2645,7 +2597,7 @@
     </w:p>
     <w:p>
       <w:r>
-        <w:t>16. recur (v)* – to happen again.</w:t>
+        <w:t>16. recur (v) – to happen again.</w:t>
       </w:r>
       <w:r>
         <w:br/>
@@ -2654,7 +2606,7 @@
     </w:p>
     <w:p>
       <w:r>
-        <w:t>17. relevant (adj)* – related, important.</w:t>
+        <w:t>17. relevant (adj) – related, important.</w:t>
       </w:r>
       <w:r>
         <w:br/>
@@ -2663,7 +2615,7 @@
     </w:p>
     <w:p>
       <w:r>
-        <w:t>18. rite (n)* – a religious or formal ceremony.</w:t>
+        <w:t>18. rite (n) – a religious or formal ceremony.</w:t>
       </w:r>
       <w:r>
         <w:br/>
@@ -2672,15 +2624,7 @@
     </w:p>
     <w:p>
       <w:r>
-        <w:t>19. stall (n/</w:t>
-      </w:r>
-      <w:proofErr w:type="gramStart"/>
-      <w:r>
-        <w:t>v)*</w:t>
-      </w:r>
-      <w:proofErr w:type="gramEnd"/>
-      <w:r>
-        <w:t xml:space="preserve"> – a small shop; to delay.</w:t>
+        <w:t>19. stall (n/v) – a small shop; to delay.</w:t>
       </w:r>
       <w:r>
         <w:br/>
@@ -2689,7 +2633,7 @@
     </w:p>
     <w:p>
       <w:r>
-        <w:t>20. supernatural (adj)* – beyond natural laws.</w:t>
+        <w:t>20. supernatural (adj) – beyond natural laws.</w:t>
       </w:r>
       <w:r>
         <w:br/>
@@ -2803,7 +2747,7 @@
     </w:p>
     <w:p>
       <w:r>
-        <w:t>12. norm (n)* – a standard or usual way.</w:t>
+        <w:t>12. norm (n) – a standard or usual way.</w:t>
       </w:r>
       <w:r>
         <w:br/>
@@ -3120,7 +3064,7 @@
     </w:p>
     <w:p>
       <w:r>
-        <w:t>5. elastic (adj)* – stretchy.</w:t>
+        <w:t>5. elastic (adj) – stretchy.</w:t>
       </w:r>
       <w:r>
         <w:br/>
@@ -3192,7 +3136,7 @@
     </w:p>
     <w:p>
       <w:r>
-        <w:t>13. outright (adj)* – complete, total.</w:t>
+        <w:t>13. outright (adj) – complete, total.</w:t>
       </w:r>
       <w:r>
         <w:br/>
@@ -3229,7 +3173,7 @@
     </w:p>
     <w:p>
       <w:r>
-        <w:t>17. skeletal (adj)* – relating to bones.</w:t>
+        <w:t>17. skeletal (adj) – relating to bones.</w:t>
       </w:r>
       <w:r>
         <w:br/>
@@ -3238,7 +3182,7 @@
     </w:p>
     <w:p>
       <w:r>
-        <w:t>18. stumble (v)* – to trip or fall.</w:t>
+        <w:t>18. stumble (v) – to trip or fall.</w:t>
       </w:r>
       <w:r>
         <w:br/>
@@ -3256,7 +3200,7 @@
     </w:p>
     <w:p>
       <w:r>
-        <w:t>20. vicious (adj)* – cruel, violent.</w:t>
+        <w:t>20. vicious (adj) – cruel, violent.</w:t>
       </w:r>
       <w:r>
         <w:br/>
@@ -3397,7 +3341,7 @@
     </w:p>
     <w:p>
       <w:r>
-        <w:t>15. outspoken (adj)* – direct, frank.</w:t>
+        <w:t>15. outspoken (adj) – direct, frank.</w:t>
       </w:r>
       <w:r>
         <w:br/>
@@ -3415,7 +3359,7 @@
     </w:p>
     <w:p>
       <w:r>
-        <w:t>17. particular (adj)* – specific.</w:t>
+        <w:t>17. particular (adj) – specific.</w:t>
       </w:r>
       <w:r>
         <w:br/>
@@ -3424,7 +3368,7 @@
     </w:p>
     <w:p>
       <w:r>
-        <w:t>18. snore (v)* – to breathe noisily in sleep.</w:t>
+        <w:t>18. snore (v) – to breathe noisily in sleep.</w:t>
       </w:r>
       <w:r>
         <w:br/>
@@ -3538,7 +3482,7 @@
     </w:p>
     <w:p>
       <w:r>
-        <w:t>10. liable (adj)* – legally responsible.</w:t>
+        <w:t>10. liable (adj) – legally responsible.</w:t>
       </w:r>
       <w:r>
         <w:br/>
@@ -3547,7 +3491,7 @@
     </w:p>
     <w:p>
       <w:r>
-        <w:t>11. obsess (v)* – to think about too much.</w:t>
+        <w:t>11. obsess (v) – to think about too much.</w:t>
       </w:r>
       <w:r>
         <w:br/>
@@ -3556,7 +3500,7 @@
     </w:p>
     <w:p>
       <w:r>
-        <w:t>12. overboard (adv)* – over the side of a ship.</w:t>
+        <w:t>12. overboard (adv) – over the side of a ship.</w:t>
       </w:r>
       <w:r>
         <w:br/>
@@ -3601,7 +3545,7 @@
     </w:p>
     <w:p>
       <w:r>
-        <w:t>17. suppress (v)* – to hold back.</w:t>
+        <w:t>17. suppress (v) – to hold back.</w:t>
       </w:r>
       <w:r>
         <w:br/>
@@ -3619,7 +3563,7 @@
     </w:p>
     <w:p>
       <w:r>
-        <w:t>19. unsettle (v)* – to disturb.</w:t>
+        <w:t>19. unsettle (v) – to disturb.</w:t>
       </w:r>
       <w:r>
         <w:br/>
@@ -3628,7 +3572,7 @@
     </w:p>
     <w:p>
       <w:r>
-        <w:t>20. warp (v)* – to bend or twist out of shape.</w:t>
+        <w:t>20. warp (v) – to bend or twist out of shape.</w:t>
       </w:r>
       <w:r>
         <w:br/>
@@ -3723,7 +3667,7 @@
     </w:p>
     <w:p>
       <w:r>
-        <w:t>9. mortal (adj)* – certain to die.</w:t>
+        <w:t>9. mortal (adj) – certain to die.</w:t>
       </w:r>
       <w:r>
         <w:br/>
@@ -3750,7 +3694,7 @@
     </w:p>
     <w:p>
       <w:r>
-        <w:t>12. poignant (adj)* – touching, emotional.</w:t>
+        <w:t>12. poignant (adj) – touching, emotional.</w:t>
       </w:r>
       <w:r>
         <w:br/>
@@ -3777,7 +3721,7 @@
     </w:p>
     <w:p>
       <w:r>
-        <w:t>15. seclude (v)* – to keep away from others.</w:t>
+        <w:t>15. seclude (v) – to keep away from others.</w:t>
       </w:r>
       <w:r>
         <w:br/>
@@ -3786,7 +3730,7 @@
     </w:p>
     <w:p>
       <w:r>
-        <w:t>16. sideways (adv)* – to the side.</w:t>
+        <w:t>16. sideways (adv) – to the side.</w:t>
       </w:r>
       <w:r>
         <w:br/>
@@ -3796,7 +3740,7 @@
     <w:p>
       <w:r>
         <w:lastRenderedPageBreak/>
-        <w:t>17. sob (v)* – to cry noisily.</w:t>
+        <w:t>17. sob (v) – to cry noisily.</w:t>
       </w:r>
       <w:r>
         <w:br/>
@@ -3891,7 +3835,7 @@
     </w:p>
     <w:p>
       <w:r>
-        <w:t>7. farewell (n)* – a goodbye.</w:t>
+        <w:t>7. farewell (n) – a goodbye.</w:t>
       </w:r>
       <w:r>
         <w:br/>
@@ -4123,7 +4067,7 @@
     </w:p>
     <w:p>
       <w:r>
-        <w:t>12. outfit (n)* – a set of clothes.</w:t>
+        <w:t>12. outfit (n) – a set of clothes.</w:t>
       </w:r>
       <w:r>
         <w:br/>
@@ -4132,7 +4076,7 @@
     </w:p>
     <w:p>
       <w:r>
-        <w:t>13. paw (n)* – an animal’s foot.</w:t>
+        <w:t>13. paw (n) – an animal’s foot.</w:t>
       </w:r>
       <w:r>
         <w:br/>
@@ -4150,15 +4094,7 @@
     </w:p>
     <w:p>
       <w:r>
-        <w:t>15. stray (v/</w:t>
-      </w:r>
-      <w:proofErr w:type="gramStart"/>
-      <w:r>
-        <w:t>adj)*</w:t>
-      </w:r>
-      <w:proofErr w:type="gramEnd"/>
-      <w:r>
-        <w:t xml:space="preserve"> – to wander away; lost.</w:t>
+        <w:t>15. stray (v/adj) – to wander away; lost.</w:t>
       </w:r>
       <w:r>
         <w:br/>
@@ -4176,7 +4112,7 @@
     </w:p>
     <w:p>
       <w:r>
-        <w:t>17. torch (n)* – a light carried in the hand.</w:t>
+        <w:t>17. torch (n) – a light carried in the hand.</w:t>
       </w:r>
       <w:r>
         <w:br/>
@@ -4185,7 +4121,7 @@
     </w:p>
     <w:p>
       <w:r>
-        <w:t>18. tract (n)* – an area of land.</w:t>
+        <w:t>18. tract (n) – an area of land.</w:t>
       </w:r>
       <w:r>
         <w:br/>
@@ -4194,7 +4130,7 @@
     </w:p>
     <w:p>
       <w:r>
-        <w:t>19. vigil (n)* – a period of watch.</w:t>
+        <w:t>19. vigil (n) – a period of watch.</w:t>
       </w:r>
       <w:r>
         <w:br/>
@@ -4299,7 +4235,7 @@
     </w:p>
     <w:p>
       <w:r>
-        <w:t>10. mob (n)* – a large, noisy crowd.</w:t>
+        <w:t>10. mob (n) – a large, noisy crowd.</w:t>
       </w:r>
       <w:r>
         <w:br/>
@@ -4353,7 +4289,7 @@
     </w:p>
     <w:p>
       <w:r>
-        <w:t>16. subject (v)* – to force someone to undergo.</w:t>
+        <w:t>16. subject (v) – to force someone to undergo.</w:t>
       </w:r>
       <w:r>
         <w:br/>
@@ -4362,7 +4298,7 @@
     </w:p>
     <w:p>
       <w:r>
-        <w:t>17. testify (v)* – to speak as a witness.</w:t>
+        <w:t>17. testify (v) – to speak as a witness.</w:t>
       </w:r>
       <w:r>
         <w:br/>
@@ -4381,7 +4317,7 @@
     </w:p>
     <w:p>
       <w:r>
-        <w:t>19. underestimate (v)* – to think too little of.</w:t>
+        <w:t>19. underestimate (v) – to think too little of.</w:t>
       </w:r>
       <w:r>
         <w:br/>
@@ -4422,7 +4358,7 @@
     </w:p>
     <w:p>
       <w:r>
-        <w:t>3. defect (n)* – a flaw or fault.</w:t>
+        <w:t>3. defect (n) – a flaw or fault.</w:t>
       </w:r>
       <w:r>
         <w:br/>
@@ -4458,7 +4394,7 @@
     </w:p>
     <w:p>
       <w:r>
-        <w:t>7. electron (n)* – a tiny particle of an atom.</w:t>
+        <w:t>7. electron (n) – a tiny particle of an atom.</w:t>
       </w:r>
       <w:r>
         <w:br/>
@@ -4485,7 +4421,7 @@
     </w:p>
     <w:p>
       <w:r>
-        <w:t>10. innovation (n)* – a new invention.</w:t>
+        <w:t>10. innovation (n) – a new invention.</w:t>
       </w:r>
       <w:r>
         <w:br/>
@@ -4635,7 +4571,7 @@
     </w:p>
     <w:p>
       <w:r>
-        <w:t>6. condense (v)* – to make shorter or thicker.</w:t>
+        <w:t>6. condense (v) – to make shorter or thicker.</w:t>
       </w:r>
       <w:r>
         <w:br/>
@@ -4654,7 +4590,7 @@
     <w:p>
       <w:r>
         <w:lastRenderedPageBreak/>
-        <w:t>8. degree (n)* – a level; unit of temperature.</w:t>
+        <w:t>8. degree (n) – a level; unit of temperature.</w:t>
       </w:r>
       <w:r>
         <w:br/>
@@ -4663,15 +4599,7 @@
     </w:p>
     <w:p>
       <w:r>
-        <w:t>9. exterior (n/</w:t>
-      </w:r>
-      <w:proofErr w:type="gramStart"/>
-      <w:r>
-        <w:t>adj)*</w:t>
-      </w:r>
-      <w:proofErr w:type="gramEnd"/>
-      <w:r>
-        <w:t xml:space="preserve"> – the outside.</w:t>
+        <w:t>9. exterior (n/adj) – the outside.</w:t>
       </w:r>
       <w:r>
         <w:br/>
@@ -4680,7 +4608,7 @@
     </w:p>
     <w:p>
       <w:r>
-        <w:t>10. hearty (adj)* – full of energy; warm.</w:t>
+        <w:t>10. hearty (adj) – full of energy; warm.</w:t>
       </w:r>
       <w:r>
         <w:br/>
@@ -4689,7 +4617,7 @@
     </w:p>
     <w:p>
       <w:r>
-        <w:t>11. hospitable (adj)* – welcoming to guests.</w:t>
+        <w:t>11. hospitable (adj) – welcoming to guests.</w:t>
       </w:r>
       <w:r>
         <w:br/>
@@ -4698,7 +4626,7 @@
     </w:p>
     <w:p>
       <w:r>
-        <w:t>12. humor (n)* – ability to amuse.</w:t>
+        <w:t>12. humor (n) – ability to amuse.</w:t>
       </w:r>
       <w:r>
         <w:br/>
@@ -4707,7 +4635,7 @@
     </w:p>
     <w:p>
       <w:r>
-        <w:t>13. manor (n)* – a large country house.</w:t>
+        <w:t>13. manor (n) – a large country house.</w:t>
       </w:r>
       <w:r>
         <w:br/>
@@ -4716,7 +4644,7 @@
     </w:p>
     <w:p>
       <w:r>
-        <w:t>14. monastery (n)* – a place where monks live.</w:t>
+        <w:t>14. monastery (n) – a place where monks live.</w:t>
       </w:r>
       <w:r>
         <w:br/>
@@ -4725,7 +4653,7 @@
     </w:p>
     <w:p>
       <w:r>
-        <w:t>15. nursery (n)* – a room for babies or plants.</w:t>
+        <w:t>15. nursery (n) – a room for babies or plants.</w:t>
       </w:r>
       <w:r>
         <w:br/>
@@ -4734,7 +4662,7 @@
     </w:p>
     <w:p>
       <w:r>
-        <w:t>16. outstretched (adj)* – stretched out.</w:t>
+        <w:t>16. outstretched (adj) – stretched out.</w:t>
       </w:r>
       <w:r>
         <w:br/>
@@ -4743,7 +4671,7 @@
     </w:p>
     <w:p>
       <w:r>
-        <w:t>17. parcel (n)* – a package.</w:t>
+        <w:t>17. parcel (n) – a package.</w:t>
       </w:r>
       <w:r>
         <w:br/>
@@ -4752,7 +4680,7 @@
     </w:p>
     <w:p>
       <w:r>
-        <w:t>18. profile (n)* – an outline or description.</w:t>
+        <w:t>18. profile (n) – an outline or description.</w:t>
       </w:r>
       <w:r>
         <w:br/>
@@ -4761,7 +4689,7 @@
     </w:p>
     <w:p>
       <w:r>
-        <w:t>19. winding (adj)* – not straight, curvy.</w:t>
+        <w:t>19. winding (adj) – not straight, curvy.</w:t>
       </w:r>
       <w:r>
         <w:br/>
@@ -4812,7 +4740,7 @@
     </w:p>
     <w:p>
       <w:r>
-        <w:t>4. censor (v)* – to remove offensive parts.</w:t>
+        <w:t>4. censor (v) – to remove offensive parts.</w:t>
       </w:r>
       <w:r>
         <w:br/>
@@ -4821,7 +4749,7 @@
     </w:p>
     <w:p>
       <w:r>
-        <w:t>5. charter (n)* – an official document.</w:t>
+        <w:t>5. charter (n) – an official document.</w:t>
       </w:r>
       <w:r>
         <w:br/>
@@ -4830,7 +4758,7 @@
     </w:p>
     <w:p>
       <w:r>
-        <w:t>6. constitution (n)* – the system of laws of a country.</w:t>
+        <w:t>6. constitution (n) – the system of laws of a country.</w:t>
       </w:r>
       <w:r>
         <w:br/>
@@ -4839,7 +4767,7 @@
     </w:p>
     <w:p>
       <w:r>
-        <w:t>7. cosmopolitan (adj)* – worldly, international.</w:t>
+        <w:t>7. cosmopolitan (adj) – worldly, international.</w:t>
       </w:r>
       <w:r>
         <w:br/>
@@ -4848,7 +4776,7 @@
     </w:p>
     <w:p>
       <w:r>
-        <w:t>8. disseminate (v)* – to spread widely.</w:t>
+        <w:t>8. disseminate (v) – to spread widely.</w:t>
       </w:r>
       <w:r>
         <w:br/>
@@ -4857,7 +4785,7 @@
     </w:p>
     <w:p>
       <w:r>
-        <w:t>9. flatter (v)* – to praise insincerely.</w:t>
+        <w:t>9. flatter (v) – to praise insincerely.</w:t>
       </w:r>
       <w:r>
         <w:br/>
@@ -4866,7 +4794,7 @@
     </w:p>
     <w:p>
       <w:r>
-        <w:t>10. infamous (adj)* – famous for being bad.</w:t>
+        <w:t>10. infamous (adj) – famous for being bad.</w:t>
       </w:r>
       <w:r>
         <w:br/>
@@ -4875,7 +4803,7 @@
     </w:p>
     <w:p>
       <w:r>
-        <w:t>11. lame (adj)* – unable to walk well; weak.</w:t>
+        <w:t>11. lame (adj) – unable to walk well; weak.</w:t>
       </w:r>
       <w:r>
         <w:br/>
@@ -4884,15 +4812,7 @@
     </w:p>
     <w:p>
       <w:r>
-        <w:t>12. limp (v/</w:t>
-      </w:r>
-      <w:proofErr w:type="gramStart"/>
-      <w:r>
-        <w:t>n)*</w:t>
-      </w:r>
-      <w:proofErr w:type="gramEnd"/>
-      <w:r>
-        <w:t xml:space="preserve"> – to walk unevenly; an uneven walk.</w:t>
+        <w:t>12. limp (v/n) – to walk unevenly; an uneven walk.</w:t>
       </w:r>
       <w:r>
         <w:br/>
@@ -4901,7 +4821,7 @@
     </w:p>
     <w:p>
       <w:r>
-        <w:t>13. outburst (n)* – sudden expression of emotion.</w:t>
+        <w:t>13. outburst (n) – sudden expression of emotion.</w:t>
       </w:r>
       <w:r>
         <w:br/>
@@ -4910,7 +4830,7 @@
     </w:p>
     <w:p>
       <w:r>
-        <w:t>14. pathological (adj)* – extreme, relating to disease.</w:t>
+        <w:t>14. pathological (adj) – extreme, relating to disease.</w:t>
       </w:r>
       <w:r>
         <w:br/>
@@ -4919,7 +4839,7 @@
     </w:p>
     <w:p>
       <w:r>
-        <w:t>15. phenomenal (adj)* – very great, extraordinary.</w:t>
+        <w:t>15. phenomenal (adj) – very great, extraordinary.</w:t>
       </w:r>
       <w:r>
         <w:br/>
@@ -4937,7 +4857,7 @@
     </w:p>
     <w:p>
       <w:r>
-        <w:t>17. remorse (n)* – deep regret.</w:t>
+        <w:t>17. remorse (n) – deep regret.</w:t>
       </w:r>
       <w:r>
         <w:br/>
@@ -4946,7 +4866,7 @@
     </w:p>
     <w:p>
       <w:r>
-        <w:t>18. secrecy (n)* – the state of being hidden.</w:t>
+        <w:t>18. secrecy (n) – the state of being hidden.</w:t>
       </w:r>
       <w:r>
         <w:br/>
@@ -4956,15 +4876,7 @@
     <w:p>
       <w:r>
         <w:lastRenderedPageBreak/>
-        <w:t>19. tackle (v/</w:t>
-      </w:r>
-      <w:proofErr w:type="gramStart"/>
-      <w:r>
-        <w:t>n)*</w:t>
-      </w:r>
-      <w:proofErr w:type="gramEnd"/>
-      <w:r>
-        <w:t xml:space="preserve"> – to deal with; to grab in sports.</w:t>
+        <w:t>19. tackle (v/n) – to deal with; to grab in sports.</w:t>
       </w:r>
       <w:r>
         <w:br/>
@@ -4973,7 +4885,7 @@
     </w:p>
     <w:p>
       <w:r>
-        <w:t>20. trance (n)* – a dazed or dreamy state.</w:t>
+        <w:t>20. trance (n) – a dazed or dreamy state.</w:t>
       </w:r>
       <w:r>
         <w:br/>
@@ -5005,7 +4917,7 @@
     </w:p>
     <w:p>
       <w:r>
-        <w:t>3. earnest (adj)* – serious, sincere.</w:t>
+        <w:t>3. earnest (adj) – serious, sincere.</w:t>
       </w:r>
       <w:r>
         <w:br/>
@@ -5014,7 +4926,7 @@
     </w:p>
     <w:p>
       <w:r>
-        <w:t>4. ethnic (adj)* – relating to a cultural group.</w:t>
+        <w:t>4. ethnic (adj) – relating to a cultural group.</w:t>
       </w:r>
       <w:r>
         <w:br/>
@@ -5032,7 +4944,7 @@
     </w:p>
     <w:p>
       <w:r>
-        <w:t>6. firsthand (adj)* – direct, from personal experience.</w:t>
+        <w:t>6. firsthand (adj) – direct, from personal experience.</w:t>
       </w:r>
       <w:r>
         <w:br/>
@@ -5041,7 +4953,7 @@
     </w:p>
     <w:p>
       <w:r>
-        <w:t>7. fluent (adj)* – able to speak easily.</w:t>
+        <w:t>7. fluent (adj) – able to speak easily.</w:t>
       </w:r>
       <w:r>
         <w:br/>
@@ -5050,7 +4962,7 @@
     </w:p>
     <w:p>
       <w:r>
-        <w:t>8. imperial (adj)* – relating to an empire.</w:t>
+        <w:t>8. imperial (adj) – relating to an empire.</w:t>
       </w:r>
       <w:r>
         <w:br/>
@@ -5059,7 +4971,7 @@
     </w:p>
     <w:p>
       <w:r>
-        <w:t>9. inclusive (adj)* – including everything.</w:t>
+        <w:t>9. inclusive (adj) – including everything.</w:t>
       </w:r>
       <w:r>
         <w:br/>
@@ -5068,7 +4980,7 @@
     </w:p>
     <w:p>
       <w:r>
-        <w:t>10. legislature (n)* – a group of lawmakers.</w:t>
+        <w:t>10. legislature (n) – a group of lawmakers.</w:t>
       </w:r>
       <w:r>
         <w:br/>
@@ -5077,7 +4989,7 @@
     </w:p>
     <w:p>
       <w:r>
-        <w:t>11. linguistic (adj)* – related to language.</w:t>
+        <w:t>11. linguistic (adj) – related to language.</w:t>
       </w:r>
       <w:r>
         <w:br/>
@@ -5086,7 +4998,7 @@
     </w:p>
     <w:p>
       <w:r>
-        <w:t>12. monolingual (adj)* – speaking only one language.</w:t>
+        <w:t>12. monolingual (adj) – speaking only one language.</w:t>
       </w:r>
       <w:r>
         <w:br/>
@@ -5095,7 +5007,7 @@
     </w:p>
     <w:p>
       <w:r>
-        <w:t>13. nationality (n)* – belonging to a nation.</w:t>
+        <w:t>13. nationality (n) – belonging to a nation.</w:t>
       </w:r>
       <w:r>
         <w:br/>
@@ -5123,7 +5035,7 @@
     </w:p>
     <w:p>
       <w:r>
-        <w:t>16. racial (adj)* – relating to race.</w:t>
+        <w:t>16. racial (adj) – relating to race.</w:t>
       </w:r>
       <w:r>
         <w:br/>
@@ -5132,7 +5044,7 @@
     </w:p>
     <w:p>
       <w:r>
-        <w:t>17. solemn (adj)* – very serious.</w:t>
+        <w:t>17. solemn (adj) – very serious.</w:t>
       </w:r>
       <w:r>
         <w:br/>
@@ -5141,7 +5053,7 @@
     </w:p>
     <w:p>
       <w:r>
-        <w:t>18. solidarity (n)* – unity, support.</w:t>
+        <w:t>18. solidarity (n) – unity, support.</w:t>
       </w:r>
       <w:r>
         <w:br/>
@@ -5150,7 +5062,7 @@
     </w:p>
     <w:p>
       <w:r>
-        <w:t>19. tact (n)* – skill in handling people politely.</w:t>
+        <w:t>19. tact (n) – skill in handling people politely.</w:t>
       </w:r>
       <w:r>
         <w:br/>
@@ -5272,7 +5184,7 @@
     </w:p>
     <w:p>
       <w:r>
-        <w:t>11. prod (v)* – to poke or encourage.</w:t>
+        <w:t>11. prod (v) – to poke or encourage.</w:t>
       </w:r>
       <w:r>
         <w:br/>
@@ -5308,7 +5220,7 @@
     </w:p>
     <w:p>
       <w:r>
-        <w:t>15. spit (v)* – to force liquid from the mouth.</w:t>
+        <w:t>15. spit (v) – to force liquid from the mouth.</w:t>
       </w:r>
       <w:r>
         <w:br/>
@@ -5413,7 +5325,7 @@
     </w:p>
     <w:p>
       <w:r>
-        <w:t>6. erect (v)* – to build or set upright.</w:t>
+        <w:t>6. erect (v) – to build or set upright.</w:t>
       </w:r>
       <w:r>
         <w:br/>
@@ -5422,7 +5334,7 @@
     </w:p>
     <w:p>
       <w:r>
-        <w:t>7. foul (adj)* – unpleasant, dirty.</w:t>
+        <w:t>7. foul (adj) – unpleasant, dirty.</w:t>
       </w:r>
       <w:r>
         <w:br/>
@@ -5572,7 +5484,7 @@
     </w:p>
     <w:p>
       <w:r>
-        <w:t>3. bulk (n)* – the main or largest part.</w:t>
+        <w:t>3. bulk (n) – the main or largest part.</w:t>
       </w:r>
       <w:r>
         <w:br/>
@@ -5617,7 +5529,7 @@
     </w:p>
     <w:p>
       <w:r>
-        <w:t>8. fulfill (v)* – to carry out, achieve.</w:t>
+        <w:t>8. fulfill (v) – to carry out, achieve.</w:t>
       </w:r>
       <w:r>
         <w:br/>
@@ -5644,7 +5556,7 @@
     </w:p>
     <w:p>
       <w:r>
-        <w:t>11. outback (n)* – remote countryside (Australia).</w:t>
+        <w:t>11. outback (n) – remote countryside (Australia).</w:t>
       </w:r>
       <w:r>
         <w:br/>
@@ -5653,7 +5565,7 @@
     </w:p>
     <w:p>
       <w:r>
-        <w:t>12. outweigh (v)* – to be greater in importance.</w:t>
+        <w:t>12. outweigh (v) – to be greater in importance.</w:t>
       </w:r>
       <w:r>
         <w:br/>
@@ -5681,7 +5593,7 @@
     <w:p>
       <w:r>
         <w:lastRenderedPageBreak/>
-        <w:t>15. shortcut (n)* – a quicker way.</w:t>
+        <w:t>15. shortcut (n) – a quicker way.</w:t>
       </w:r>
       <w:r>
         <w:br/>
@@ -5690,7 +5602,7 @@
     </w:p>
     <w:p>
       <w:r>
-        <w:t>16. tariff (n)* – a tax on imports.</w:t>
+        <w:t>16. tariff (n) – a tax on imports.</w:t>
       </w:r>
       <w:r>
         <w:br/>
@@ -5717,7 +5629,7 @@
     </w:p>
     <w:p>
       <w:r>
-        <w:t>19. vice versa (adv)* – the other way around.</w:t>
+        <w:t>19. vice versa (adv) – the other way around.</w:t>
       </w:r>
       <w:r>
         <w:br/>
@@ -5726,15 +5638,7 @@
     </w:p>
     <w:p>
       <w:r>
-        <w:t>20. whereabouts (n/</w:t>
-      </w:r>
-      <w:proofErr w:type="gramStart"/>
-      <w:r>
-        <w:t>adv)*</w:t>
-      </w:r>
-      <w:proofErr w:type="gramEnd"/>
-      <w:r>
-        <w:t xml:space="preserve"> – location.</w:t>
+        <w:t>20. whereabouts (n/adv) – location.</w:t>
       </w:r>
       <w:r>
         <w:br/>
